--- a/docx_out/UD 7 - HTTP y APIs REST/UD 7 - Apuntes.docx
+++ b/docx_out/UD 7 - HTTP y APIs REST/UD 7 - Apuntes.docx
@@ -6506,7 +6506,7 @@
     </w:p>
     <w:bookmarkEnd w:id="57"/>
     <w:bookmarkEnd w:id="58"/>
-    <w:bookmarkStart w:id="66" w:name="códigos-de-estado"/>
+    <w:bookmarkStart w:id="69" w:name="códigos-de-estado"/>
     <w:p>
       <w:pPr>
         <w:pStyle w:val="Heading1"/>
@@ -6664,13 +6664,224 @@
       </w:r>
     </w:p>
     <w:bookmarkEnd w:id="59"/>
-    <w:bookmarkStart w:id="60" w:name="las-familias-de-códigos"/>
+    <w:bookmarkStart w:id="63" w:name="las-familias-de-códigos"/>
     <w:p>
       <w:pPr>
         <w:pStyle w:val="Heading2"/>
       </w:pPr>
       <w:r>
         <w:t xml:space="preserve">🎨 Las familias de códigos</w:t>
+      </w:r>
+    </w:p>
+    <w:p>
+      <w:pPr>
+        <w:pStyle w:val="FirstParagraph"/>
+      </w:pPr>
+      <w:r>
+        <w:drawing>
+          <wp:inline>
+            <wp:extent cx="5334000" cy="2053732"/>
+            <wp:effectExtent b="0" l="0" r="0" t="0"/>
+            <wp:docPr descr="Diagrama de las cuatro familias de códigos de estado HTTP: 2xx éxito, 3xx redirección, 4xx error del cliente y 5xx error del servidor" title="" id="61" name="Picture"/>
+            <a:graphic>
+              <a:graphicData uri="http://schemas.openxmlformats.org/drawingml/2006/picture">
+                <pic:pic>
+                  <pic:nvPicPr>
+                    <pic:cNvPr descr="C:/Users/serga/Desktop/ApuntesPSP/docx_out/pngs/codigos-estado.png" id="62" name="Picture"/>
+                    <pic:cNvPicPr>
+                      <a:picLocks noChangeArrowheads="1" noChangeAspect="1"/>
+                    </pic:cNvPicPr>
+                  </pic:nvPicPr>
+                  <pic:blipFill>
+                    <a:blip r:embed="rId60"/>
+                    <a:stretch>
+                      <a:fillRect/>
+                    </a:stretch>
+                  </pic:blipFill>
+                  <pic:spPr bwMode="auto">
+                    <a:xfrm>
+                      <a:off x="0" y="0"/>
+                      <a:ext cx="5334000" cy="2053732"/>
+                    </a:xfrm>
+                    <a:prstGeom prst="rect">
+                      <a:avLst/>
+                    </a:prstGeom>
+                    <a:noFill/>
+                    <a:ln w="9525">
+                      <a:noFill/>
+                      <a:headEnd/>
+                      <a:tailEnd/>
+                    </a:ln>
+                  </pic:spPr>
+                </pic:pic>
+              </a:graphicData>
+            </a:graphic>
+          </wp:inline>
+        </w:drawing>
+      </w:r>
+      <w:r>
+        <w:t xml:space="preserve"> </w:t>
+      </w:r>
+      <w:r>
+        <w:t xml:space="preserve">| Familia | Significado | Ejemplos |</w:t>
+      </w:r>
+      <w:r>
+        <w:t xml:space="preserve"> </w:t>
+      </w:r>
+      <w:r>
+        <w:t xml:space="preserve">|—|—|—|</w:t>
+      </w:r>
+      <w:r>
+        <w:t xml:space="preserve"> </w:t>
+      </w:r>
+      <w:r>
+        <w:t xml:space="preserve">|</w:t>
+      </w:r>
+      <w:r>
+        <w:t xml:space="preserve"> </w:t>
+      </w:r>
+      <w:r>
+        <w:rPr>
+          <w:b/>
+          <w:bCs/>
+        </w:rPr>
+        <w:t xml:space="preserve">2xx</w:t>
+      </w:r>
+      <w:r>
+        <w:t xml:space="preserve"> </w:t>
+      </w:r>
+      <w:r>
+        <w:t xml:space="preserve">| Éxito | 200 OK, 201 Created, 204 No Content |</w:t>
+      </w:r>
+      <w:r>
+        <w:t xml:space="preserve"> </w:t>
+      </w:r>
+      <w:r>
+        <w:t xml:space="preserve">|</w:t>
+      </w:r>
+      <w:r>
+        <w:t xml:space="preserve"> </w:t>
+      </w:r>
+      <w:r>
+        <w:rPr>
+          <w:b/>
+          <w:bCs/>
+        </w:rPr>
+        <w:t xml:space="preserve">3xx</w:t>
+      </w:r>
+      <w:r>
+        <w:t xml:space="preserve"> </w:t>
+      </w:r>
+      <w:r>
+        <w:t xml:space="preserve">| Redirección | 301 Moved Permanently |</w:t>
+      </w:r>
+      <w:r>
+        <w:t xml:space="preserve"> </w:t>
+      </w:r>
+      <w:r>
+        <w:t xml:space="preserve">|</w:t>
+      </w:r>
+      <w:r>
+        <w:t xml:space="preserve"> </w:t>
+      </w:r>
+      <w:r>
+        <w:rPr>
+          <w:b/>
+          <w:bCs/>
+        </w:rPr>
+        <w:t xml:space="preserve">4xx</w:t>
+      </w:r>
+      <w:r>
+        <w:t xml:space="preserve"> </w:t>
+      </w:r>
+      <w:r>
+        <w:t xml:space="preserve">| Error del</w:t>
+      </w:r>
+      <w:r>
+        <w:t xml:space="preserve"> </w:t>
+      </w:r>
+      <w:r>
+        <w:rPr>
+          <w:b/>
+          <w:bCs/>
+        </w:rPr>
+        <w:t xml:space="preserve">cliente</w:t>
+      </w:r>
+      <w:r>
+        <w:t xml:space="preserve"> </w:t>
+      </w:r>
+      <w:r>
+        <w:t xml:space="preserve">(tuyo) | 400, 401, 403, 404, 429 |</w:t>
+      </w:r>
+      <w:r>
+        <w:t xml:space="preserve"> </w:t>
+      </w:r>
+      <w:r>
+        <w:t xml:space="preserve">|</w:t>
+      </w:r>
+      <w:r>
+        <w:t xml:space="preserve"> </w:t>
+      </w:r>
+      <w:r>
+        <w:rPr>
+          <w:b/>
+          <w:bCs/>
+        </w:rPr>
+        <w:t xml:space="preserve">5xx</w:t>
+      </w:r>
+      <w:r>
+        <w:t xml:space="preserve"> </w:t>
+      </w:r>
+      <w:r>
+        <w:t xml:space="preserve">| Error del</w:t>
+      </w:r>
+      <w:r>
+        <w:t xml:space="preserve"> </w:t>
+      </w:r>
+      <w:r>
+        <w:rPr>
+          <w:b/>
+          <w:bCs/>
+        </w:rPr>
+        <w:t xml:space="preserve">servidor</w:t>
+      </w:r>
+      <w:r>
+        <w:t xml:space="preserve"> </w:t>
+      </w:r>
+      <w:r>
+        <w:t xml:space="preserve">| 500, 503 |</w:t>
+      </w:r>
+    </w:p>
+    <w:p>
+      <w:pPr>
+        <w:pStyle w:val="BlockText"/>
+      </w:pPr>
+      <w:r>
+        <w:rPr>
+          <w:b/>
+          <w:bCs/>
+        </w:rPr>
+        <w:t xml:space="preserve">Consejo</w:t>
+      </w:r>
+      <w:r>
+        <w:t xml:space="preserve">: los códigos 2xx son éxito, 4xx son error TUYO, 5xx son error DEL SERVIDOR. Cuando veas un 4xx, revisa tu petición; cuando veas un 5xx, la culpa es de la otra parte.</w:t>
+      </w:r>
+    </w:p>
+    <w:p>
+      <w:r>
+        <w:pict>
+          <v:rect style="width:0;height:1.5pt" o:hralign="center" o:hrstd="t" o:hr="t"/>
+        </w:pict>
+      </w:r>
+    </w:p>
+    <w:bookmarkEnd w:id="63"/>
+    <w:bookmarkStart w:id="64" w:name="la-tabla-completa"/>
+    <w:p>
+      <w:pPr>
+        <w:pStyle w:val="Heading2"/>
+      </w:pPr>
+      <w:r>
+        <w:t xml:space="preserve">📋 La tabla completa</w:t>
       </w:r>
     </w:p>
     <w:tbl>
@@ -6695,270 +6906,6 @@
               <w:pStyle w:val="Compact"/>
             </w:pPr>
             <w:r>
-              <w:t xml:space="preserve">Familia</w:t>
-            </w:r>
-          </w:p>
-        </w:tc>
-        <w:tc>
-          <w:tcPr/>
-          <w:p>
-            <w:pPr>
-              <w:pStyle w:val="Compact"/>
-            </w:pPr>
-            <w:r>
-              <w:t xml:space="preserve">Significado</w:t>
-            </w:r>
-          </w:p>
-        </w:tc>
-        <w:tc>
-          <w:tcPr/>
-          <w:p>
-            <w:pPr>
-              <w:pStyle w:val="Compact"/>
-            </w:pPr>
-            <w:r>
-              <w:t xml:space="preserve">Ejemplos</w:t>
-            </w:r>
-          </w:p>
-        </w:tc>
-      </w:tr>
-      <w:tr>
-        <w:tc>
-          <w:tcPr/>
-          <w:p>
-            <w:pPr>
-              <w:pStyle w:val="Compact"/>
-            </w:pPr>
-            <w:r>
-              <w:rPr>
-                <w:b/>
-                <w:bCs/>
-              </w:rPr>
-              <w:t xml:space="preserve">2xx</w:t>
-            </w:r>
-          </w:p>
-        </w:tc>
-        <w:tc>
-          <w:tcPr/>
-          <w:p>
-            <w:pPr>
-              <w:pStyle w:val="Compact"/>
-            </w:pPr>
-            <w:r>
-              <w:t xml:space="preserve">Éxito</w:t>
-            </w:r>
-          </w:p>
-        </w:tc>
-        <w:tc>
-          <w:tcPr/>
-          <w:p>
-            <w:pPr>
-              <w:pStyle w:val="Compact"/>
-            </w:pPr>
-            <w:r>
-              <w:t xml:space="preserve">200 OK, 201 Created, 204 No Content</w:t>
-            </w:r>
-          </w:p>
-        </w:tc>
-      </w:tr>
-      <w:tr>
-        <w:tc>
-          <w:tcPr/>
-          <w:p>
-            <w:pPr>
-              <w:pStyle w:val="Compact"/>
-            </w:pPr>
-            <w:r>
-              <w:rPr>
-                <w:b/>
-                <w:bCs/>
-              </w:rPr>
-              <w:t xml:space="preserve">3xx</w:t>
-            </w:r>
-          </w:p>
-        </w:tc>
-        <w:tc>
-          <w:tcPr/>
-          <w:p>
-            <w:pPr>
-              <w:pStyle w:val="Compact"/>
-            </w:pPr>
-            <w:r>
-              <w:t xml:space="preserve">Redirección</w:t>
-            </w:r>
-          </w:p>
-        </w:tc>
-        <w:tc>
-          <w:tcPr/>
-          <w:p>
-            <w:pPr>
-              <w:pStyle w:val="Compact"/>
-            </w:pPr>
-            <w:r>
-              <w:t xml:space="preserve">301 Moved Permanently</w:t>
-            </w:r>
-          </w:p>
-        </w:tc>
-      </w:tr>
-      <w:tr>
-        <w:tc>
-          <w:tcPr/>
-          <w:p>
-            <w:pPr>
-              <w:pStyle w:val="Compact"/>
-            </w:pPr>
-            <w:r>
-              <w:rPr>
-                <w:b/>
-                <w:bCs/>
-              </w:rPr>
-              <w:t xml:space="preserve">4xx</w:t>
-            </w:r>
-          </w:p>
-        </w:tc>
-        <w:tc>
-          <w:tcPr/>
-          <w:p>
-            <w:pPr>
-              <w:pStyle w:val="Compact"/>
-            </w:pPr>
-            <w:r>
-              <w:t xml:space="preserve">Error del</w:t>
-            </w:r>
-            <w:r>
-              <w:t xml:space="preserve"> </w:t>
-            </w:r>
-            <w:r>
-              <w:rPr>
-                <w:b/>
-                <w:bCs/>
-              </w:rPr>
-              <w:t xml:space="preserve">cliente</w:t>
-            </w:r>
-            <w:r>
-              <w:t xml:space="preserve"> </w:t>
-            </w:r>
-            <w:r>
-              <w:t xml:space="preserve">(tuyo)</w:t>
-            </w:r>
-          </w:p>
-        </w:tc>
-        <w:tc>
-          <w:tcPr/>
-          <w:p>
-            <w:pPr>
-              <w:pStyle w:val="Compact"/>
-            </w:pPr>
-            <w:r>
-              <w:t xml:space="preserve">400, 401, 403, 404, 429</w:t>
-            </w:r>
-          </w:p>
-        </w:tc>
-      </w:tr>
-      <w:tr>
-        <w:tc>
-          <w:tcPr/>
-          <w:p>
-            <w:pPr>
-              <w:pStyle w:val="Compact"/>
-            </w:pPr>
-            <w:r>
-              <w:rPr>
-                <w:b/>
-                <w:bCs/>
-              </w:rPr>
-              <w:t xml:space="preserve">5xx</w:t>
-            </w:r>
-          </w:p>
-        </w:tc>
-        <w:tc>
-          <w:tcPr/>
-          <w:p>
-            <w:pPr>
-              <w:pStyle w:val="Compact"/>
-            </w:pPr>
-            <w:r>
-              <w:t xml:space="preserve">Error del</w:t>
-            </w:r>
-            <w:r>
-              <w:t xml:space="preserve"> </w:t>
-            </w:r>
-            <w:r>
-              <w:rPr>
-                <w:b/>
-                <w:bCs/>
-              </w:rPr>
-              <w:t xml:space="preserve">servidor</w:t>
-            </w:r>
-          </w:p>
-        </w:tc>
-        <w:tc>
-          <w:tcPr/>
-          <w:p>
-            <w:pPr>
-              <w:pStyle w:val="Compact"/>
-            </w:pPr>
-            <w:r>
-              <w:t xml:space="preserve">500, 503</w:t>
-            </w:r>
-          </w:p>
-        </w:tc>
-      </w:tr>
-    </w:tbl>
-    <w:p>
-      <w:pPr>
-        <w:pStyle w:val="BlockText"/>
-      </w:pPr>
-      <w:r>
-        <w:rPr>
-          <w:b/>
-          <w:bCs/>
-        </w:rPr>
-        <w:t xml:space="preserve">Consejo</w:t>
-      </w:r>
-      <w:r>
-        <w:t xml:space="preserve">: los códigos 2xx son éxito, 4xx son error TUYO, 5xx son error DEL SERVIDOR. Cuando veas un 4xx, revisa tu petición; cuando veas un 5xx, la culpa es de la otra parte.</w:t>
-      </w:r>
-    </w:p>
-    <w:p>
-      <w:r>
-        <w:pict>
-          <v:rect style="width:0;height:1.5pt" o:hralign="center" o:hrstd="t" o:hr="t"/>
-        </w:pict>
-      </w:r>
-    </w:p>
-    <w:bookmarkEnd w:id="60"/>
-    <w:bookmarkStart w:id="61" w:name="la-tabla-completa"/>
-    <w:p>
-      <w:pPr>
-        <w:pStyle w:val="Heading2"/>
-      </w:pPr>
-      <w:r>
-        <w:t xml:space="preserve">📋 La tabla completa</w:t>
-      </w:r>
-    </w:p>
-    <w:tbl>
-      <w:tblPr>
-        <w:tblStyle w:val="Table"/>
-        <w:tblW w:type="auto" w:w="0"/>
-        <w:tblLook w:firstRow="1" w:lastRow="0" w:firstColumn="0" w:lastColumn="0" w:noHBand="0" w:noVBand="0" w:val="0020"/>
-      </w:tblPr>
-      <w:tblGrid>
-        <w:gridCol w:w="2640"/>
-        <w:gridCol w:w="2640"/>
-        <w:gridCol w:w="2640"/>
-      </w:tblGrid>
-      <w:tr>
-        <w:trPr>
-          <w:tblHeader w:val="on"/>
-        </w:trPr>
-        <w:tc>
-          <w:tcPr/>
-          <w:p>
-            <w:pPr>
-              <w:pStyle w:val="Compact"/>
-            </w:pPr>
-            <w:r>
               <w:t xml:space="preserve">Código</w:t>
             </w:r>
           </w:p>
@@ -7505,8 +7452,8 @@
         </w:pict>
       </w:r>
     </w:p>
-    <w:bookmarkEnd w:id="61"/>
-    <w:bookmarkStart w:id="62" w:name="códigos-en-python"/>
+    <w:bookmarkEnd w:id="64"/>
+    <w:bookmarkStart w:id="65" w:name="códigos-en-python"/>
     <w:p>
       <w:pPr>
         <w:pStyle w:val="Heading2"/>
@@ -7954,8 +7901,8 @@
         </w:pict>
       </w:r>
     </w:p>
-    <w:bookmarkEnd w:id="62"/>
-    <w:bookmarkStart w:id="63" w:name="mini-chequeo-3"/>
+    <w:bookmarkEnd w:id="65"/>
+    <w:bookmarkStart w:id="66" w:name="mini-chequeo-3"/>
     <w:p>
       <w:pPr>
         <w:pStyle w:val="Heading2"/>
@@ -8167,8 +8114,8 @@
         </w:pict>
       </w:r>
     </w:p>
-    <w:bookmarkEnd w:id="63"/>
-    <w:bookmarkStart w:id="64" w:name="resumen-en-3-frases-3"/>
+    <w:bookmarkEnd w:id="66"/>
+    <w:bookmarkStart w:id="67" w:name="resumen-en-3-frases-3"/>
     <w:p>
       <w:pPr>
         <w:pStyle w:val="Heading2"/>
@@ -8264,8 +8211,8 @@
         <w:t xml:space="preserve">) es tu responsabilidad.</w:t>
       </w:r>
     </w:p>
-    <w:bookmarkEnd w:id="64"/>
-    <w:bookmarkStart w:id="65" w:name="vocabulario-rápido-3"/>
+    <w:bookmarkEnd w:id="67"/>
+    <w:bookmarkStart w:id="68" w:name="vocabulario-rápido-3"/>
     <w:p>
       <w:pPr>
         <w:pStyle w:val="Heading2"/>
@@ -8537,9 +8484,9 @@
         </w:r>
       </w:hyperlink>
     </w:p>
-    <w:bookmarkEnd w:id="65"/>
-    <w:bookmarkEnd w:id="66"/>
-    <w:bookmarkStart w:id="74" w:name="json"/>
+    <w:bookmarkEnd w:id="68"/>
+    <w:bookmarkEnd w:id="69"/>
+    <w:bookmarkStart w:id="77" w:name="json"/>
     <w:p>
       <w:pPr>
         <w:pStyle w:val="Heading1"/>
@@ -8635,7 +8582,7 @@
         </w:pict>
       </w:r>
     </w:p>
-    <w:bookmarkStart w:id="67" w:name="la-idea-en-una-frase-4"/>
+    <w:bookmarkStart w:id="70" w:name="la-idea-en-una-frase-4"/>
     <w:p>
       <w:pPr>
         <w:pStyle w:val="Heading2"/>
@@ -8745,8 +8692,8 @@
         </w:pict>
       </w:r>
     </w:p>
-    <w:bookmarkEnd w:id="67"/>
-    <w:bookmarkStart w:id="68" w:name="el-formato"/>
+    <w:bookmarkEnd w:id="70"/>
+    <w:bookmarkStart w:id="71" w:name="el-formato"/>
     <w:p>
       <w:pPr>
         <w:pStyle w:val="Heading2"/>
@@ -9097,8 +9044,8 @@
         </w:pict>
       </w:r>
     </w:p>
-    <w:bookmarkEnd w:id="68"/>
-    <w:bookmarkStart w:id="69" w:name="de-json-a-python-y-viceversa"/>
+    <w:bookmarkEnd w:id="71"/>
+    <w:bookmarkStart w:id="72" w:name="de-json-a-python-y-viceversa"/>
     <w:p>
       <w:pPr>
         <w:pStyle w:val="Heading2"/>
@@ -9843,8 +9790,8 @@
         </w:pict>
       </w:r>
     </w:p>
-    <w:bookmarkEnd w:id="69"/>
-    <w:bookmarkStart w:id="70" w:name="json-dentro-de-requests"/>
+    <w:bookmarkEnd w:id="72"/>
+    <w:bookmarkStart w:id="73" w:name="json-dentro-de-requests"/>
     <w:p>
       <w:pPr>
         <w:pStyle w:val="Heading2"/>
@@ -10342,8 +10289,8 @@
         </w:pict>
       </w:r>
     </w:p>
-    <w:bookmarkEnd w:id="70"/>
-    <w:bookmarkStart w:id="71" w:name="mini-chequeo-4"/>
+    <w:bookmarkEnd w:id="73"/>
+    <w:bookmarkStart w:id="74" w:name="mini-chequeo-4"/>
     <w:p>
       <w:pPr>
         <w:pStyle w:val="Heading2"/>
@@ -10657,8 +10604,8 @@
         </w:pict>
       </w:r>
     </w:p>
-    <w:bookmarkEnd w:id="71"/>
-    <w:bookmarkStart w:id="72" w:name="resumen-en-3-frases-4"/>
+    <w:bookmarkEnd w:id="74"/>
+    <w:bookmarkStart w:id="75" w:name="resumen-en-3-frases-4"/>
     <w:p>
       <w:pPr>
         <w:pStyle w:val="Heading2"/>
@@ -10766,8 +10713,8 @@
         <w:t xml:space="preserve">parsea el cuerpo directamente, pero lanza excepción si no es JSON.</w:t>
       </w:r>
     </w:p>
-    <w:bookmarkEnd w:id="72"/>
-    <w:bookmarkStart w:id="73" w:name="vocabulario-rápido-4"/>
+    <w:bookmarkEnd w:id="75"/>
+    <w:bookmarkStart w:id="76" w:name="vocabulario-rápido-4"/>
     <w:p>
       <w:pPr>
         <w:pStyle w:val="Heading2"/>
@@ -11053,9 +11000,9 @@
         </w:r>
       </w:hyperlink>
     </w:p>
-    <w:bookmarkEnd w:id="73"/>
-    <w:bookmarkEnd w:id="74"/>
-    <w:bookmarkStart w:id="83" w:name="requests-el-get"/>
+    <w:bookmarkEnd w:id="76"/>
+    <w:bookmarkEnd w:id="77"/>
+    <w:bookmarkStart w:id="86" w:name="requests-el-get"/>
     <w:p>
       <w:pPr>
         <w:pStyle w:val="Heading1"/>
@@ -11157,7 +11104,7 @@
         </w:pict>
       </w:r>
     </w:p>
-    <w:bookmarkStart w:id="75" w:name="la-idea-en-una-frase-5"/>
+    <w:bookmarkStart w:id="78" w:name="la-idea-en-una-frase-5"/>
     <w:p>
       <w:pPr>
         <w:pStyle w:val="Heading2"/>
@@ -11229,8 +11176,8 @@
         </w:pict>
       </w:r>
     </w:p>
-    <w:bookmarkEnd w:id="75"/>
-    <w:bookmarkStart w:id="76" w:name="el-get-más-básico"/>
+    <w:bookmarkEnd w:id="78"/>
+    <w:bookmarkStart w:id="79" w:name="el-get-más-básico"/>
     <w:p>
       <w:pPr>
         <w:pStyle w:val="Heading2"/>
@@ -11388,8 +11335,8 @@
         </w:pict>
       </w:r>
     </w:p>
-    <w:bookmarkEnd w:id="76"/>
-    <w:bookmarkStart w:id="77" w:name="la-respuesta-y-sus-propiedades"/>
+    <w:bookmarkEnd w:id="79"/>
+    <w:bookmarkStart w:id="80" w:name="la-respuesta-y-sus-propiedades"/>
     <w:p>
       <w:pPr>
         <w:pStyle w:val="Heading2"/>
@@ -11715,8 +11662,8 @@
         </w:pict>
       </w:r>
     </w:p>
-    <w:bookmarkEnd w:id="77"/>
-    <w:bookmarkStart w:id="78" w:name="parámetros-de-consulta"/>
+    <w:bookmarkEnd w:id="80"/>
+    <w:bookmarkStart w:id="81" w:name="parámetros-de-consulta"/>
     <w:p>
       <w:pPr>
         <w:pStyle w:val="Heading2"/>
@@ -12033,8 +11980,8 @@
         </w:pict>
       </w:r>
     </w:p>
-    <w:bookmarkEnd w:id="78"/>
-    <w:bookmarkStart w:id="79" w:name="cabeceras-personalizadas"/>
+    <w:bookmarkEnd w:id="81"/>
+    <w:bookmarkStart w:id="82" w:name="cabeceras-personalizadas"/>
     <w:p>
       <w:pPr>
         <w:pStyle w:val="Heading2"/>
@@ -12335,8 +12282,8 @@
         </w:pict>
       </w:r>
     </w:p>
-    <w:bookmarkEnd w:id="79"/>
-    <w:bookmarkStart w:id="80" w:name="mini-chequeo-5"/>
+    <w:bookmarkEnd w:id="82"/>
+    <w:bookmarkStart w:id="83" w:name="mini-chequeo-5"/>
     <w:p>
       <w:pPr>
         <w:pStyle w:val="Heading2"/>
@@ -12629,8 +12576,8 @@
         </w:pict>
       </w:r>
     </w:p>
-    <w:bookmarkEnd w:id="80"/>
-    <w:bookmarkStart w:id="81" w:name="resumen-en-3-frases-5"/>
+    <w:bookmarkEnd w:id="83"/>
+    <w:bookmarkStart w:id="84" w:name="resumen-en-3-frases-5"/>
     <w:p>
       <w:pPr>
         <w:pStyle w:val="Heading2"/>
@@ -12744,8 +12691,8 @@
         <w:t xml:space="preserve">.</w:t>
       </w:r>
     </w:p>
-    <w:bookmarkEnd w:id="81"/>
-    <w:bookmarkStart w:id="82" w:name="vocabulario-rápido-5"/>
+    <w:bookmarkEnd w:id="84"/>
+    <w:bookmarkStart w:id="85" w:name="vocabulario-rápido-5"/>
     <w:p>
       <w:pPr>
         <w:pStyle w:val="Heading2"/>
@@ -13029,9 +12976,9 @@
         </w:r>
       </w:hyperlink>
     </w:p>
-    <w:bookmarkEnd w:id="82"/>
-    <w:bookmarkEnd w:id="83"/>
-    <w:bookmarkStart w:id="93" w:name="requests-post-put-y-delete"/>
+    <w:bookmarkEnd w:id="85"/>
+    <w:bookmarkEnd w:id="86"/>
+    <w:bookmarkStart w:id="96" w:name="requests-post-put-y-delete"/>
     <w:p>
       <w:pPr>
         <w:pStyle w:val="Heading1"/>
@@ -13133,7 +13080,7 @@
         </w:pict>
       </w:r>
     </w:p>
-    <w:bookmarkStart w:id="84" w:name="la-idea-en-una-frase-6"/>
+    <w:bookmarkStart w:id="87" w:name="la-idea-en-una-frase-6"/>
     <w:p>
       <w:pPr>
         <w:pStyle w:val="Heading2"/>
@@ -13261,8 +13208,8 @@
         </w:pict>
       </w:r>
     </w:p>
-    <w:bookmarkEnd w:id="84"/>
-    <w:bookmarkStart w:id="85" w:name="post-crear-un-recurso"/>
+    <w:bookmarkEnd w:id="87"/>
+    <w:bookmarkStart w:id="88" w:name="post-crear-un-recurso"/>
     <w:p>
       <w:pPr>
         <w:pStyle w:val="Heading2"/>
@@ -13557,8 +13504,8 @@
         </w:pict>
       </w:r>
     </w:p>
-    <w:bookmarkEnd w:id="85"/>
-    <w:bookmarkStart w:id="86" w:name="put-y-patch-actualizar"/>
+    <w:bookmarkEnd w:id="88"/>
+    <w:bookmarkStart w:id="89" w:name="put-y-patch-actualizar"/>
     <w:p>
       <w:pPr>
         <w:pStyle w:val="Heading2"/>
@@ -13926,8 +13873,8 @@
         </w:pict>
       </w:r>
     </w:p>
-    <w:bookmarkEnd w:id="86"/>
-    <w:bookmarkStart w:id="87" w:name="delete-borrar"/>
+    <w:bookmarkEnd w:id="89"/>
+    <w:bookmarkStart w:id="90" w:name="delete-borrar"/>
     <w:p>
       <w:pPr>
         <w:pStyle w:val="Heading2"/>
@@ -14050,8 +13997,8 @@
         </w:pict>
       </w:r>
     </w:p>
-    <w:bookmarkEnd w:id="87"/>
-    <w:bookmarkStart w:id="88" w:name="X8d37ea5275f77a142f995247f4864f5d0d07b0b"/>
+    <w:bookmarkEnd w:id="90"/>
+    <w:bookmarkStart w:id="91" w:name="X8d37ea5275f77a142f995247f4864f5d0d07b0b"/>
     <w:p>
       <w:pPr>
         <w:pStyle w:val="Heading2"/>
@@ -14550,8 +14497,8 @@
         </w:pict>
       </w:r>
     </w:p>
-    <w:bookmarkEnd w:id="88"/>
-    <w:bookmarkStart w:id="89" w:name="pool-puzzle-petición-api-con-errores"/>
+    <w:bookmarkEnd w:id="91"/>
+    <w:bookmarkStart w:id="92" w:name="pool-puzzle-petición-api-con-errores"/>
     <w:p>
       <w:pPr>
         <w:pStyle w:val="Heading2"/>
@@ -15001,8 +14948,8 @@
         </w:pict>
       </w:r>
     </w:p>
-    <w:bookmarkEnd w:id="89"/>
-    <w:bookmarkStart w:id="90" w:name="mini-chequeo-6"/>
+    <w:bookmarkEnd w:id="92"/>
+    <w:bookmarkStart w:id="93" w:name="mini-chequeo-6"/>
     <w:p>
       <w:pPr>
         <w:pStyle w:val="Heading2"/>
@@ -15216,8 +15163,8 @@
         </w:pict>
       </w:r>
     </w:p>
-    <w:bookmarkEnd w:id="90"/>
-    <w:bookmarkStart w:id="91" w:name="resumen-en-3-frases-6"/>
+    <w:bookmarkEnd w:id="93"/>
+    <w:bookmarkStart w:id="94" w:name="resumen-en-3-frases-6"/>
     <w:p>
       <w:pPr>
         <w:pStyle w:val="Heading2"/>
@@ -15340,8 +15287,8 @@
         <w:t xml:space="preserve">lance la excepción.</w:t>
       </w:r>
     </w:p>
-    <w:bookmarkEnd w:id="91"/>
-    <w:bookmarkStart w:id="92" w:name="vocabulario-rápido-6"/>
+    <w:bookmarkEnd w:id="94"/>
+    <w:bookmarkStart w:id="95" w:name="vocabulario-rápido-6"/>
     <w:p>
       <w:pPr>
         <w:pStyle w:val="Heading2"/>
@@ -15621,9 +15568,9 @@
         </w:r>
       </w:hyperlink>
     </w:p>
-    <w:bookmarkEnd w:id="92"/>
-    <w:bookmarkEnd w:id="93"/>
-    <w:bookmarkStart w:id="101" w:name="práctica-mini-cliente-de-api"/>
+    <w:bookmarkEnd w:id="95"/>
+    <w:bookmarkEnd w:id="96"/>
+    <w:bookmarkStart w:id="104" w:name="práctica-mini-cliente-de-api"/>
     <w:p>
       <w:pPr>
         <w:pStyle w:val="Heading1"/>
@@ -15725,7 +15672,7 @@
         </w:pict>
       </w:r>
     </w:p>
-    <w:bookmarkStart w:id="94" w:name="la-idea-en-una-frase-7"/>
+    <w:bookmarkStart w:id="97" w:name="la-idea-en-una-frase-7"/>
     <w:p>
       <w:pPr>
         <w:pStyle w:val="Heading2"/>
@@ -15797,8 +15744,8 @@
         </w:pict>
       </w:r>
     </w:p>
-    <w:bookmarkEnd w:id="94"/>
-    <w:bookmarkStart w:id="95" w:name="el-mini-cliente-de-api"/>
+    <w:bookmarkEnd w:id="97"/>
+    <w:bookmarkStart w:id="98" w:name="el-mini-cliente-de-api"/>
     <w:p>
       <w:pPr>
         <w:pStyle w:val="Heading2"/>
@@ -16692,8 +16639,8 @@
         </w:pict>
       </w:r>
     </w:p>
-    <w:bookmarkEnd w:id="95"/>
-    <w:bookmarkStart w:id="96" w:name="Xbe239e341cebdc686762c0b5b3861d8946c8de9"/>
+    <w:bookmarkEnd w:id="98"/>
+    <w:bookmarkStart w:id="99" w:name="Xbe239e341cebdc686762c0b5b3861d8946c8de9"/>
     <w:p>
       <w:pPr>
         <w:pStyle w:val="Heading2"/>
@@ -17224,8 +17171,8 @@
         </w:pict>
       </w:r>
     </w:p>
-    <w:bookmarkEnd w:id="96"/>
-    <w:bookmarkStart w:id="97" w:name="aprieta-el-lápiz"/>
+    <w:bookmarkEnd w:id="99"/>
+    <w:bookmarkStart w:id="100" w:name="aprieta-el-lápiz"/>
     <w:p>
       <w:pPr>
         <w:pStyle w:val="Heading2"/>
@@ -18757,8 +18704,8 @@
         </w:pict>
       </w:r>
     </w:p>
-    <w:bookmarkEnd w:id="97"/>
-    <w:bookmarkStart w:id="98" w:name="mini-chequeo-7"/>
+    <w:bookmarkEnd w:id="100"/>
+    <w:bookmarkStart w:id="101" w:name="mini-chequeo-7"/>
     <w:p>
       <w:pPr>
         <w:pStyle w:val="Heading2"/>
@@ -18986,8 +18933,8 @@
         </w:pict>
       </w:r>
     </w:p>
-    <w:bookmarkEnd w:id="98"/>
-    <w:bookmarkStart w:id="99" w:name="resumen-en-3-frases-7"/>
+    <w:bookmarkEnd w:id="101"/>
+    <w:bookmarkStart w:id="102" w:name="resumen-en-3-frases-7"/>
     <w:p>
       <w:pPr>
         <w:pStyle w:val="Heading2"/>
@@ -19071,8 +19018,8 @@
         <w:t xml:space="preserve">es la clave para que tu código no reviente ante respuestas de error.</w:t>
       </w:r>
     </w:p>
-    <w:bookmarkEnd w:id="99"/>
-    <w:bookmarkStart w:id="100" w:name="vocabulario-rápido-7"/>
+    <w:bookmarkEnd w:id="102"/>
+    <w:bookmarkStart w:id="103" w:name="vocabulario-rápido-7"/>
     <w:p>
       <w:pPr>
         <w:pStyle w:val="Heading2"/>
@@ -19335,9 +19282,9 @@
         </w:r>
       </w:hyperlink>
     </w:p>
-    <w:bookmarkEnd w:id="100"/>
-    <w:bookmarkEnd w:id="101"/>
-    <w:bookmarkStart w:id="114" w:name="cierre-consolida-lo-aprendido"/>
+    <w:bookmarkEnd w:id="103"/>
+    <w:bookmarkEnd w:id="104"/>
+    <w:bookmarkStart w:id="117" w:name="cierre-consolida-lo-aprendido"/>
     <w:p>
       <w:pPr>
         <w:pStyle w:val="Heading1"/>
@@ -19480,7 +19427,7 @@
         </w:pict>
       </w:r>
     </w:p>
-    <w:bookmarkStart w:id="102" w:name="sé-la-petición-http"/>
+    <w:bookmarkStart w:id="105" w:name="sé-la-petición-http"/>
     <w:p>
       <w:pPr>
         <w:pStyle w:val="Heading2"/>
@@ -19963,8 +19910,8 @@
         </w:pict>
       </w:r>
     </w:p>
-    <w:bookmarkEnd w:id="102"/>
-    <w:bookmarkStart w:id="103" w:name="X4581e3e48e814ae79a624ad23972d9023092770"/>
+    <w:bookmarkEnd w:id="105"/>
+    <w:bookmarkStart w:id="106" w:name="X4581e3e48e814ae79a624ad23972d9023092770"/>
     <w:p>
       <w:pPr>
         <w:pStyle w:val="Heading2"/>
@@ -20115,8 +20062,8 @@
         </w:pict>
       </w:r>
     </w:p>
-    <w:bookmarkEnd w:id="103"/>
-    <w:bookmarkStart w:id="104" w:name="quién-soy"/>
+    <w:bookmarkEnd w:id="106"/>
+    <w:bookmarkStart w:id="107" w:name="quién-soy"/>
     <w:p>
       <w:pPr>
         <w:pStyle w:val="Heading2"/>
@@ -20357,8 +20304,8 @@
         </w:pict>
       </w:r>
     </w:p>
-    <w:bookmarkEnd w:id="104"/>
-    <w:bookmarkStart w:id="105" w:name="X9696663c5c88cc20d5996ec88c0007cfb860d02"/>
+    <w:bookmarkEnd w:id="107"/>
+    <w:bookmarkStart w:id="108" w:name="X9696663c5c88cc20d5996ec88c0007cfb860d02"/>
     <w:p>
       <w:pPr>
         <w:pStyle w:val="Heading2"/>
@@ -20717,8 +20664,8 @@
         </w:pict>
       </w:r>
     </w:p>
-    <w:bookmarkEnd w:id="105"/>
-    <w:bookmarkStart w:id="106" w:name="X61c02ceb0151314a5f6020276808fc23075bd0e"/>
+    <w:bookmarkEnd w:id="108"/>
+    <w:bookmarkStart w:id="109" w:name="X61c02ceb0151314a5f6020276808fc23075bd0e"/>
     <w:p>
       <w:pPr>
         <w:pStyle w:val="Heading2"/>
@@ -21351,8 +21298,8 @@
         </w:pict>
       </w:r>
     </w:p>
-    <w:bookmarkEnd w:id="106"/>
-    <w:bookmarkStart w:id="107" w:name="logros-de-esta-unidad"/>
+    <w:bookmarkEnd w:id="109"/>
+    <w:bookmarkStart w:id="110" w:name="logros-de-esta-unidad"/>
     <w:p>
       <w:pPr>
         <w:pStyle w:val="Heading2"/>
@@ -21577,8 +21524,8 @@
         </w:pict>
       </w:r>
     </w:p>
-    <w:bookmarkEnd w:id="107"/>
-    <w:bookmarkStart w:id="108" w:name="atrévete-a-pensar"/>
+    <w:bookmarkEnd w:id="110"/>
+    <w:bookmarkStart w:id="111" w:name="atrévete-a-pensar"/>
     <w:p>
       <w:pPr>
         <w:pStyle w:val="Heading2"/>
@@ -21926,8 +21873,8 @@
         </w:pict>
       </w:r>
     </w:p>
-    <w:bookmarkEnd w:id="108"/>
-    <w:bookmarkStart w:id="109" w:name="crucigrama-de-bits"/>
+    <w:bookmarkEnd w:id="111"/>
+    <w:bookmarkStart w:id="112" w:name="crucigrama-de-bits"/>
     <w:p>
       <w:pPr>
         <w:pStyle w:val="Heading2"/>
@@ -22080,8 +22027,8 @@
         </w:pict>
       </w:r>
     </w:p>
-    <w:bookmarkEnd w:id="109"/>
-    <w:bookmarkStart w:id="110" w:name="entrevista-de-trabajo"/>
+    <w:bookmarkEnd w:id="112"/>
+    <w:bookmarkStart w:id="113" w:name="entrevista-de-trabajo"/>
     <w:p>
       <w:pPr>
         <w:pStyle w:val="Heading2"/>
@@ -22288,8 +22235,8 @@
         </w:pict>
       </w:r>
     </w:p>
-    <w:bookmarkEnd w:id="110"/>
-    <w:bookmarkStart w:id="111" w:name="no-hay-preguntas-tontas"/>
+    <w:bookmarkEnd w:id="113"/>
+    <w:bookmarkStart w:id="114" w:name="no-hay-preguntas-tontas"/>
     <w:p>
       <w:pPr>
         <w:pStyle w:val="Heading2"/>
@@ -22505,8 +22452,8 @@
         </w:pict>
       </w:r>
     </w:p>
-    <w:bookmarkEnd w:id="111"/>
-    <w:bookmarkStart w:id="112" w:name="poscréditos"/>
+    <w:bookmarkEnd w:id="114"/>
+    <w:bookmarkStart w:id="115" w:name="poscréditos"/>
     <w:p>
       <w:pPr>
         <w:pStyle w:val="Heading2"/>
@@ -22580,8 +22527,8 @@
         </w:pict>
       </w:r>
     </w:p>
-    <w:bookmarkEnd w:id="112"/>
-    <w:bookmarkStart w:id="113" w:name="X9309e108325210fd4467c30461f5d4c10aa889b"/>
+    <w:bookmarkEnd w:id="115"/>
+    <w:bookmarkStart w:id="116" w:name="X9309e108325210fd4467c30461f5d4c10aa889b"/>
     <w:p>
       <w:pPr>
         <w:pStyle w:val="Heading2"/>
@@ -22839,8 +22786,8 @@
         </w:r>
       </w:hyperlink>
     </w:p>
-    <w:bookmarkEnd w:id="113"/>
-    <w:bookmarkEnd w:id="114"/>
+    <w:bookmarkEnd w:id="116"/>
+    <w:bookmarkEnd w:id="117"/>
     <w:sectPr>
       <w:footnotePr>
         <w:numRestart w:val="eachSect"/>
